--- a/wiki/requirements/retail_convenience_standard/docx/10_sources.docx
+++ b/wiki/requirements/retail_convenience_standard/docx/10_sources.docx
@@ -51,7 +51,7 @@
           <w:sz w:val="22"/>
           <w:cs w:val="0"/>
         </w:rPr>
-        <w:t>Материалы предыдущего проекта NIKORA использованы только для понимания структуры репозитория и ранее обсуждённых решений. Его число складов, язык персонала, обязательность XML, конкретные сроки, два прохода контроля и способ межскладской консолидации не перенесены как универсальные свойства розницы.</w:t>
+        <w:t>Материалы предыдущего проекта RETAILCASE использованы только для понимания структуры репозитория и ранее обсуждённых решений. Его число складов, язык персонала, обязательность XML, конкретные сроки, два прохода контроля и способ межскладской консолидации не перенесены как универсальные свойства розницы.</w:t>
       </w:r>
     </w:p>
     <w:p>
